--- a/sba_application/13_checklist_response_2026-07-16/6 Projection Assumptions Narrative.docx
+++ b/sba_application/13_checklist_response_2026-07-16/6 Projection Assumptions Narrative.docx
@@ -136,7 +136,7 @@
           <w:b w:val="0"/>
           <w:sz w:val="20"/>
         </w:rPr>
-        <w:t>$500,000 at 6% amortized over 36 months ($15,211/month) beginning October 2026 - deliberately conservative: an actual SBA 7(a) at ~10.5% over 10 years is ~$6,745/month, so real coverage will be materially better than modeled.</w:t>
+        <w:t>Base case per the executed MIPA: seller installments of $31,250/month September-December (equity-funded), then the ~$258,489 balloon retired at SBA funding ~1/15/2027, modeled conservatively as a 36-month note ($7,957/month from February). An actual SBA 7(a) at ~10.5% over 10 years is ~$6,747/month on the full $500,000, so real coverage exceeds the model either way.</w:t>
       </w:r>
     </w:p>
     <w:p>

--- a/sba_application/13_checklist_response_2026-07-16/6 Projection Assumptions Narrative.docx
+++ b/sba_application/13_checklist_response_2026-07-16/6 Projection Assumptions Narrative.docx
@@ -136,7 +136,7 @@
           <w:b w:val="0"/>
           <w:sz w:val="20"/>
         </w:rPr>
-        <w:t>Base case per the executed MIPA: seller installments of $31,250/month September-December (equity-funded), then the ~$258,489 balloon retired at SBA funding ~1/15/2027, modeled conservatively as a 36-month note ($7,957/month from February). An actual SBA 7(a) at ~10.5% over 10 years is ~$6,747/month on the full $500,000, so real coverage exceeds the model either way.</w:t>
+        <w:t>Base case (Rev 4.10): the interim bank note ($500,000 at 6%/36-month) funds September and pays the sellers in full ($15,211/month October-December); the SBA 7(a) funds ~1/15/2027 and refinances the bank note (~$461,676 payoff), leaving a single $6,747/month payment (10.5%/10-year) from February. Owner salaries defer until break-even census ($42,500 accrued, repaid January); clinical hiring lags census one month with PRN coverage.</w:t>
       </w:r>
     </w:p>
     <w:p>

--- a/sba_application/13_checklist_response_2026-07-16/6 Projection Assumptions Narrative.docx
+++ b/sba_application/13_checklist_response_2026-07-16/6 Projection Assumptions Narrative.docx
@@ -156,7 +156,7 @@
           <w:b w:val="0"/>
           <w:sz w:val="20"/>
         </w:rPr>
-        <w:t>EBITDA $263K year 1 (13.6% margin), $680K year 2 (23.5%), $976K year 3 (28.0%), before debt service; month-12 EBITDA margin 22.3%. Break-even census ~17-18 patients, crossed in month 2-3. A documented downside case (slower ramp) stays cash-positive using the working-capital reserve and a revolver.</w:t>
+        <w:t>EBITDA $299K year 1 (15.5% margin), $696K year 2 (24.1%), $985K year 3 (28.2%), before debt service; month-12 EBITDA margin 22.3%. Break-even census ~17-18 patients, crossed in month 2. The model carries no revolver or assumed facility: base-case cash never goes negative (minimum month $3,354, disclosed), and the documented slow-census downside needs ~$30K of additional capital - shown honestly, not plugged.</w:t>
       </w:r>
     </w:p>
     <w:sectPr>

--- a/sba_application/13_checklist_response_2026-07-16/6 Projection Assumptions Narrative.docx
+++ b/sba_application/13_checklist_response_2026-07-16/6 Projection Assumptions Narrative.docx
@@ -5,6 +5,7 @@
     <w:p>
       <w:pPr>
         <w:pStyle w:val="Title"/>
+        <w:keepNext/>
       </w:pPr>
       <w:r>
         <w:t>Projection Assumptions Narrative</w:t>
@@ -16,12 +17,13 @@
           <w:b/>
           <w:sz w:val="20"/>
         </w:rPr>
-        <w:t>Accompanies Azalea_Hospice_Proforma_Rev3.00_DYNAMIC.xlsx (36 monthly periods; every calculation cell is a live formula; all inputs on the Control Tower tab) | 7/16/2026</w:t>
+        <w:t>Accompanies Azalea_Hospice_Proforma_Rev4.10_DYNAMIC.xlsx (36 monthly periods; every calculation cell is a live formula; all inputs on the Control Tower tab) | 7/16/2026</w:t>
       </w:r>
     </w:p>
     <w:p>
       <w:pPr>
         <w:pStyle w:val="Heading1"/>
+        <w:keepNext/>
       </w:pPr>
       <w:r>
         <w:rPr>
@@ -42,6 +44,7 @@
     <w:p>
       <w:pPr>
         <w:pStyle w:val="Heading1"/>
+        <w:keepNext/>
       </w:pPr>
       <w:r>
         <w:rPr>
@@ -62,6 +65,7 @@
     <w:p>
       <w:pPr>
         <w:pStyle w:val="Heading1"/>
+        <w:keepNext/>
       </w:pPr>
       <w:r>
         <w:rPr>
@@ -82,6 +86,7 @@
     <w:p>
       <w:pPr>
         <w:pStyle w:val="Heading1"/>
+        <w:keepNext/>
       </w:pPr>
       <w:r>
         <w:rPr>
@@ -102,6 +107,7 @@
     <w:p>
       <w:pPr>
         <w:pStyle w:val="Heading1"/>
+        <w:keepNext/>
       </w:pPr>
       <w:r>
         <w:rPr>
@@ -122,6 +128,7 @@
     <w:p>
       <w:pPr>
         <w:pStyle w:val="Heading1"/>
+        <w:keepNext/>
       </w:pPr>
       <w:r>
         <w:rPr>
@@ -142,6 +149,7 @@
     <w:p>
       <w:pPr>
         <w:pStyle w:val="Heading1"/>
+        <w:keepNext/>
       </w:pPr>
       <w:r>
         <w:rPr>
@@ -160,13 +168,58 @@
       </w:r>
     </w:p>
     <w:sectPr>
+      <w:footerReference w:type="default" r:id="rId9"/>
       <w:pgSz w:w="12240" w:h="15840"/>
-      <w:pgMar w:top="1440" w:right="1800" w:bottom="1440" w:left="1800" w:header="720" w:footer="720" w:gutter="0"/>
+      <w:pgMar w:top="1296" w:right="1440" w:bottom="1296" w:left="1440" w:header="720" w:footer="720" w:gutter="0"/>
       <w:cols w:space="720"/>
       <w:docGrid w:linePitch="360"/>
     </w:sectPr>
   </w:body>
 </w:document>
+</file>
+
+<file path=word/footer1.xml><?xml version="1.0" encoding="utf-8"?>
+<w:ftr xmlns:m="http://schemas.openxmlformats.org/officeDocument/2006/math" xmlns:mc="http://schemas.openxmlformats.org/markup-compatibility/2006" xmlns:mo="http://schemas.microsoft.com/office/mac/office/2008/main" xmlns:mv="urn:schemas-microsoft-com:mac:vml" xmlns:o="urn:schemas-microsoft-com:office:office" xmlns:r="http://schemas.openxmlformats.org/officeDocument/2006/relationships" xmlns:v="urn:schemas-microsoft-com:vml" xmlns:w10="urn:schemas-microsoft-com:office:word" xmlns:w14="http://schemas.microsoft.com/office/word/2010/wordml" xmlns:w="http://schemas.openxmlformats.org/wordprocessingml/2006/main" xmlns:wne="http://schemas.microsoft.com/office/word/2006/wordml" xmlns:wp14="http://schemas.microsoft.com/office/word/2010/wordprocessingDrawing" xmlns:wp="http://schemas.openxmlformats.org/drawingml/2006/wordprocessingDrawing" xmlns:wpc="http://schemas.microsoft.com/office/word/2010/wordprocessingCanvas" xmlns:wpg="http://schemas.microsoft.com/office/word/2010/wordprocessingGroup" xmlns:wpi="http://schemas.microsoft.com/office/word/2010/wordprocessingInk" xmlns:wps="http://schemas.microsoft.com/office/word/2010/wordprocessingShape" mc:Ignorable="w14 wp14">
+  <w:p>
+    <w:pPr>
+      <w:pStyle w:val="Footer"/>
+    </w:pPr>
+    <w:r>
+      <w:rPr>
+        <w:sz w:val="16"/>
+      </w:rPr>
+      <w:t xml:space="preserve">Azalea Hospice - Projection Assumptions | Confidential | </w:t>
+    </w:r>
+    <w:r>
+      <w:rPr>
+        <w:sz w:val="16"/>
+      </w:rPr>
+      <w:t xml:space="preserve">Page </w:t>
+    </w:r>
+    <w:r>
+      <w:rPr>
+        <w:sz w:val="16"/>
+      </w:rPr>
+      <w:fldChar w:fldCharType="begin"/>
+      <w:instrText xml:space="preserve">PAGE</w:instrText>
+      <w:fldChar w:fldCharType="end"/>
+    </w:r>
+    <w:r>
+      <w:rPr>
+        <w:sz w:val="16"/>
+      </w:rPr>
+      <w:t xml:space="preserve"> of </w:t>
+    </w:r>
+    <w:r>
+      <w:rPr>
+        <w:sz w:val="16"/>
+      </w:rPr>
+      <w:fldChar w:fldCharType="begin"/>
+      <w:instrText xml:space="preserve">NUMPAGES</w:instrText>
+      <w:fldChar w:fldCharType="end"/>
+    </w:r>
+  </w:p>
+</w:ftr>
 </file>
 
 <file path=word/numbering.xml><?xml version="1.0" encoding="utf-8"?>

--- a/sba_application/13_checklist_response_2026-07-16/6 Projection Assumptions Narrative.docx
+++ b/sba_application/13_checklist_response_2026-07-16/6 Projection Assumptions Narrative.docx
@@ -586,7 +586,7 @@
     <w:qFormat/>
     <w:rsid w:val="00FC693F"/>
     <w:rPr>
-      <w:rFonts w:ascii="Calibri" w:hAnsi="Calibri"/>
+      <w:rFonts w:ascii="Aptos" w:hAnsi="Aptos"/>
       <w:sz w:val="20"/>
     </w:rPr>
   </w:style>
@@ -649,7 +649,7 @@
       <w:outlineLvl w:val="0"/>
     </w:pPr>
     <w:rPr>
-      <w:rFonts w:asciiTheme="majorHAnsi" w:eastAsiaTheme="majorEastAsia" w:hAnsiTheme="majorHAnsi" w:cstheme="majorBidi"/>
+      <w:rFonts w:asciiTheme="majorHAnsi" w:eastAsiaTheme="majorEastAsia" w:hAnsiTheme="majorHAnsi" w:cstheme="majorBidi" w:ascii="Aptos Display" w:hAnsi="Aptos Display"/>
       <w:b/>
       <w:bCs/>
       <w:color w:val="365F91" w:themeColor="accent1" w:themeShade="BF"/>
@@ -673,7 +673,7 @@
       <w:outlineLvl w:val="1"/>
     </w:pPr>
     <w:rPr>
-      <w:rFonts w:asciiTheme="majorHAnsi" w:eastAsiaTheme="majorEastAsia" w:hAnsiTheme="majorHAnsi" w:cstheme="majorBidi"/>
+      <w:rFonts w:asciiTheme="majorHAnsi" w:eastAsiaTheme="majorEastAsia" w:hAnsiTheme="majorHAnsi" w:cstheme="majorBidi" w:ascii="Aptos Display" w:hAnsi="Aptos Display"/>
       <w:b/>
       <w:bCs/>
       <w:color w:val="4F81BD" w:themeColor="accent1"/>
@@ -697,7 +697,7 @@
       <w:outlineLvl w:val="2"/>
     </w:pPr>
     <w:rPr>
-      <w:rFonts w:asciiTheme="majorHAnsi" w:eastAsiaTheme="majorEastAsia" w:hAnsiTheme="majorHAnsi" w:cstheme="majorBidi"/>
+      <w:rFonts w:asciiTheme="majorHAnsi" w:eastAsiaTheme="majorEastAsia" w:hAnsiTheme="majorHAnsi" w:cstheme="majorBidi" w:ascii="Aptos Display" w:hAnsi="Aptos Display"/>
       <w:b/>
       <w:bCs/>
       <w:color w:val="4F81BD" w:themeColor="accent1"/>
@@ -720,7 +720,7 @@
       <w:outlineLvl w:val="3"/>
     </w:pPr>
     <w:rPr>
-      <w:rFonts w:asciiTheme="majorHAnsi" w:eastAsiaTheme="majorEastAsia" w:hAnsiTheme="majorHAnsi" w:cstheme="majorBidi"/>
+      <w:rFonts w:asciiTheme="majorHAnsi" w:eastAsiaTheme="majorEastAsia" w:hAnsiTheme="majorHAnsi" w:cstheme="majorBidi" w:ascii="Aptos Display" w:hAnsi="Aptos Display"/>
       <w:b/>
       <w:bCs/>
       <w:i/>
@@ -878,6 +878,9 @@
     <w:pPr>
       <w:spacing w:after="0" w:line="240" w:lineRule="auto"/>
     </w:pPr>
+    <w:rPr>
+      <w:rFonts w:ascii="Aptos" w:hAnsi="Aptos"/>
+    </w:rPr>
   </w:style>
   <w:style w:type="character" w:customStyle="1" w:styleId="Heading1Char">
     <w:name w:val="Heading 1 Char"/>
@@ -938,7 +941,7 @@
       <w:contextualSpacing/>
     </w:pPr>
     <w:rPr>
-      <w:rFonts w:asciiTheme="majorHAnsi" w:eastAsiaTheme="majorEastAsia" w:hAnsiTheme="majorHAnsi" w:cstheme="majorBidi"/>
+      <w:rFonts w:asciiTheme="majorHAnsi" w:eastAsiaTheme="majorEastAsia" w:hAnsiTheme="majorHAnsi" w:cstheme="majorBidi" w:ascii="Aptos Display" w:hAnsi="Aptos Display"/>
       <w:color w:val="17365D" w:themeColor="text2" w:themeShade="BF"/>
       <w:spacing w:val="5"/>
       <w:kern w:val="28"/>
@@ -975,7 +978,7 @@
       </w:numPr>
     </w:pPr>
     <w:rPr>
-      <w:rFonts w:asciiTheme="majorHAnsi" w:eastAsiaTheme="majorEastAsia" w:hAnsiTheme="majorHAnsi" w:cstheme="majorBidi"/>
+      <w:rFonts w:asciiTheme="majorHAnsi" w:eastAsiaTheme="majorEastAsia" w:hAnsiTheme="majorHAnsi" w:cstheme="majorBidi" w:ascii="Aptos Display" w:hAnsi="Aptos Display"/>
       <w:i/>
       <w:iCs/>
       <w:color w:val="4F81BD" w:themeColor="accent1"/>
@@ -1010,6 +1013,9 @@
       <w:ind w:left="720"/>
       <w:contextualSpacing/>
     </w:pPr>
+    <w:rPr>
+      <w:rFonts w:ascii="Aptos" w:hAnsi="Aptos"/>
+    </w:rPr>
   </w:style>
   <w:style w:type="paragraph" w:styleId="BodyText">
     <w:name w:val="Body Text"/>
@@ -1021,6 +1027,9 @@
     <w:pPr>
       <w:spacing w:after="120"/>
     </w:pPr>
+    <w:rPr>
+      <w:rFonts w:ascii="Aptos" w:hAnsi="Aptos"/>
+    </w:rPr>
   </w:style>
   <w:style w:type="character" w:customStyle="1" w:styleId="BodyTextChar">
     <w:name w:val="Body Text Char"/>
@@ -1118,6 +1127,9 @@
       </w:numPr>
       <w:contextualSpacing/>
     </w:pPr>
+    <w:rPr>
+      <w:rFonts w:ascii="Aptos" w:hAnsi="Aptos"/>
+    </w:rPr>
   </w:style>
   <w:style w:type="paragraph" w:styleId="ListBullet2">
     <w:name w:val="List Bullet 2"/>
@@ -1157,6 +1169,9 @@
       </w:numPr>
       <w:contextualSpacing/>
     </w:pPr>
+    <w:rPr>
+      <w:rFonts w:ascii="Aptos" w:hAnsi="Aptos"/>
+    </w:rPr>
   </w:style>
   <w:style w:type="paragraph" w:styleId="ListNumber2">
     <w:name w:val="List Number 2"/>

--- a/sba_application/13_checklist_response_2026-07-16/6 Projection Assumptions Narrative.docx
+++ b/sba_application/13_checklist_response_2026-07-16/6 Projection Assumptions Narrative.docx
@@ -144,6 +144,27 @@
           <w:sz w:val="20"/>
         </w:rPr>
         <w:t>Base case (Rev 4.10): the interim bank note ($500,000 at 6%/36-month) funds September and pays the sellers in full ($15,211/month October-December); the SBA 7(a) funds ~1/15/2027 and refinances the bank note (~$461,676 payoff), leaving a single $6,747/month payment (10.5%/10-year) from February. Owner salaries defer until break-even census ($42,500 accrued, repaid January); clinical hiring lags census one month with PRN coverage.</w:t>
+      </w:r>
+    </w:p>
+    <w:p>
+      <w:pPr>
+        <w:pStyle w:val="Heading1"/>
+        <w:keepNext/>
+      </w:pPr>
+      <w:r>
+        <w:rPr>
+          <w:color w:val="1F3B2D"/>
+        </w:rPr>
+        <w:t>Business Debt Schedule - detail</w:t>
+      </w:r>
+    </w:p>
+    <w:p>
+      <w:r>
+        <w:rPr>
+          <w:b w:val="0"/>
+          <w:sz w:val="20"/>
+        </w:rPr>
+        <w:t>The Business Debt Schedule form carries a single line because there is only one piece of existing/interim debt in the structure: the interim bank note, a $500,000 acquisition note funded in September 2026 by a bank relationship Jim Bullard holds in Texas, at 6.00% with a 36-month amortization and a $15,211 monthly payment. It funds the seller payoff in full - this is what the model calls the 'seller refi.' The balance shown on the form (~$461,676) is the note's projected balance as of 1/15/2027, the date the SBA 7(a) is scheduled to fund and refinance it. Collateral is the business assets, and the note is expressly structured to be repaid by the SBA loan - it is not intended to remain outstanding alongside the SBA debt. The SBA loan itself does not appear as a line on this form because it is the loan being applied for, not existing debt; once it funds and retires the bank note, the business carries a single $6,747/month SBA payment going forward with no other debt.</w:t>
       </w:r>
     </w:p>
     <w:p>

--- a/sba_application/13_checklist_response_2026-07-16/6 Projection Assumptions Narrative.docx
+++ b/sba_application/13_checklist_response_2026-07-16/6 Projection Assumptions Narrative.docx
@@ -17,7 +17,7 @@
           <w:b/>
           <w:sz w:val="20"/>
         </w:rPr>
-        <w:t>Accompanies Azalea_Hospice_Proforma_Rev4.10_DYNAMIC.xlsx (36 monthly periods; every calculation cell is a live formula; all inputs on the Control Tower tab) | 7/16/2026</w:t>
+        <w:t>Accompanies Azalea_Hospice_Proforma_Rev5.00_AVANT.xlsx (36 monthly periods; every calculation cell is a live formula; all inputs on the Control Tower tab) | 8/14/2026</w:t>
       </w:r>
     </w:p>
     <w:p>
@@ -59,7 +59,7 @@
           <w:b w:val="0"/>
           <w:sz w:val="20"/>
         </w:rPr>
-        <w:t>Medicare Routine Home Care per-diem at FY2026 CMS rates for Smith County, split between the first-60-day high rate (~15% of patient days) and the post-60-day low rate, net ~$172 per patient day blended after sequestration and billing fees. Medicaid nursing-facility room &amp; board is passed through at the standard rate. Collections lag billing by ~30-60 days (NOE timing) - the cash-flow tab models the lag explicitly, month by month.</w:t>
+        <w:t>Medicare Routine Home Care per-diem at FY2026 CMS rates for Smith County, split between the first-60-day high rate (~15% of patient days) and the post-60-day low rate, net ~$172 per patient day blended after sequestration and billing fees. Payer mix is 100% Medicare (Avant is Medicare-only). Collections lag billing by ~30-60 days (NOE timing), PLUS a prepayment-review hold on first claims: 2 months in the base case, 4 in the disclosed downside - the cash-flow tab models both explicitly, month by month.</w:t>
       </w:r>
     </w:p>
     <w:p>
@@ -143,7 +143,7 @@
           <w:b w:val="0"/>
           <w:sz w:val="20"/>
         </w:rPr>
-        <w:t>Base case (Rev 4.10): the interim bank note ($500,000 at 6%/36-month) funds September and pays the sellers in full ($15,211/month October-December); the SBA 7(a) funds ~1/15/2027 and refinances the bank note (~$461,676 payoff), leaving a single $6,747/month payment (10.5%/10-year) from February. Owner salaries defer until break-even census ($42,500 accrued, repaid January); clinical hiring lags census one month with PRN coverage.</w:t>
+        <w:t>Base case (Rev 5.00 Avant): the seller carries the full $300,000 at 6% simple with nothing due; the SBA 7(a) funds at month 2 (the license is 100% in the borrower name from CHOW close) and retires the seller note (~$303,000 including accrued interest), leaving a single $6,747/month payment (10.5%/10-year) from month 3. Owner salaries defer until break-even census ($42,500 accrued, repaid after collections catch up); clinical hiring lags census one month with PRN coverage.</w:t>
       </w:r>
     </w:p>
     <w:p>
@@ -164,7 +164,7 @@
           <w:b w:val="0"/>
           <w:sz w:val="20"/>
         </w:rPr>
-        <w:t>The Business Debt Schedule form carries a single line because there is only one piece of existing/interim debt in the structure: the interim bank note, a $500,000 acquisition note funded in September 2026 by a bank relationship Jim Bullard holds in Texas, at 6.00% with a 36-month amortization and a $15,211 monthly payment. It funds the seller payoff in full - this is what the model calls the 'seller refi.' The balance shown on the form (~$461,676) is the note's projected balance as of 1/15/2027, the date the SBA 7(a) is scheduled to fund and refinance it. Collateral is the business assets, and the note is expressly structured to be repaid by the SBA loan - it is not intended to remain outstanding alongside the SBA debt. The SBA loan itself does not appear as a line on this form because it is the loan being applied for, not existing debt; once it funds and retires the bank note, the business carries a single $6,747/month SBA payment going forward with no other debt.</w:t>
+        <w:t>The Business Debt Schedule form carries a single line because there is only one piece of existing/interim debt in the structure: the seller note - $300,000 owed to Kimberly Carlisle (sole member of the target) at 6.00% simple interest, with NO down payment and NO scheduled installments; all payments are deferred until Medicare's prepayment review clears. The balance shown (~$303,000) is principal plus roughly two months of accrued interest at the SBA funding date (month 2). Collateral is the membership interests, and the note is expressly structured to be retired by the SBA loan at funding - it is not intended to remain outstanding alongside the SBA debt. The SBA loan itself does not appear as a line on this form because it is the loan being applied for, not existing debt; once it funds and retires the seller note, the business carries a single $6,747/month SBA payment going forward with no other debt.</w:t>
       </w:r>
     </w:p>
     <w:p>
@@ -185,7 +185,7 @@
           <w:b w:val="0"/>
           <w:sz w:val="20"/>
         </w:rPr>
-        <w:t>EBITDA $299K year 1 (15.5% margin), $696K year 2 (24.1%), $985K year 3 (28.2%), before debt service; month-12 EBITDA margin 22.3%. Break-even census ~17-18 patients, crossed in month 2. The model carries no revolver or assumed facility: base-case cash never goes negative (minimum month $3,354, disclosed), and the documented slow-census downside needs ~$30K of additional capital - shown honestly, not plugged.</w:t>
+        <w:t>EBITDA $299K year 1 (15.5% margin), $696K year 2 (24.1%), $985K year 3 (28.2%), before debt service; net income $131K / $472K / $733K; month-12 EBITDA margin 22.3%. Break-even census ~17-18 patients, crossed in month 2. The model carries no revolver or assumed facility: base-case cash never goes negative (minimum month $192K), and the documented downside (slow census plus a 4-month prepayment-review hold) needs ~$99K of additional capital against $250K of equity on deposit - shown honestly, not plugged.</w:t>
       </w:r>
     </w:p>
     <w:sectPr>
